--- a/Requisitos/Documentos de Casos de Uso/CSU09-Manter Assinatura Plano.docx
+++ b/Requisitos/Documentos de Casos de Uso/CSU09-Manter Assinatura Plano.docx
@@ -129,10 +129,10 @@
           <w:tcPr>
             <w:tcW w:w="2905" w:type="dxa"/>
             <w:tcBorders>
-              <w:top w:val="single" w:color="000000" w:themeColor="accent6" w:sz="4"/>
-              <w:left w:val="single" w:color="000000" w:themeColor="accent6" w:sz="4"/>
-              <w:bottom w:val="single" w:color="000000" w:themeColor="accent6" w:sz="4"/>
-              <w:right w:val="single" w:color="000000" w:themeColor="accent6" w:sz="4"/>
+              <w:top w:val="single" w:color="" w:sz="4"/>
+              <w:left w:val="single" w:color="" w:sz="4"/>
+              <w:bottom w:val="single" w:color="" w:sz="4"/>
+              <w:right w:val="single" w:color="" w:sz="4"/>
             </w:tcBorders>
             <w:shd w:val="clear" w:color="auto" w:fill="FFFFFF"/>
             <w:tcMar>
@@ -176,10 +176,10 @@
           <w:tcPr>
             <w:tcW w:w="7425" w:type="dxa"/>
             <w:tcBorders>
-              <w:top w:val="single" w:color="000000" w:themeColor="accent6" w:sz="4"/>
-              <w:left w:val="single" w:color="000000" w:themeColor="accent6" w:sz="4"/>
-              <w:bottom w:val="single" w:color="000000" w:themeColor="accent6" w:sz="4"/>
-              <w:right w:val="single" w:color="000000" w:themeColor="accent6" w:sz="4"/>
+              <w:top w:val="single" w:color="" w:sz="4"/>
+              <w:left w:val="single" w:color="" w:sz="4"/>
+              <w:bottom w:val="single" w:color="" w:sz="4"/>
+              <w:right w:val="single" w:color="" w:sz="4"/>
             </w:tcBorders>
             <w:shd w:val="clear" w:color="auto" w:fill="FFFFFF"/>
             <w:tcMar>
@@ -243,10 +243,10 @@
           <w:tcPr>
             <w:tcW w:w="2905" w:type="dxa"/>
             <w:tcBorders>
-              <w:top w:val="single" w:color="000000" w:themeColor="accent6" w:sz="4"/>
-              <w:left w:val="single" w:color="000000" w:themeColor="accent6" w:sz="4"/>
-              <w:bottom w:val="single" w:color="000000" w:themeColor="accent6" w:sz="4"/>
-              <w:right w:val="single" w:color="000000" w:themeColor="accent6" w:sz="4"/>
+              <w:top w:val="single" w:color="" w:sz="4"/>
+              <w:left w:val="single" w:color="" w:sz="4"/>
+              <w:bottom w:val="single" w:color="" w:sz="4"/>
+              <w:right w:val="single" w:color="" w:sz="4"/>
             </w:tcBorders>
             <w:shd w:val="clear" w:color="auto" w:fill="FFFFFF"/>
             <w:tcMar>
@@ -290,10 +290,10 @@
           <w:tcPr>
             <w:tcW w:w="7425" w:type="dxa"/>
             <w:tcBorders>
-              <w:top w:val="single" w:color="000000" w:themeColor="accent6" w:sz="6"/>
-              <w:left w:val="single" w:color="000000" w:themeColor="accent6" w:sz="6"/>
-              <w:bottom w:val="single" w:color="000000" w:themeColor="accent6" w:sz="6"/>
-              <w:right w:val="single" w:color="000000" w:themeColor="accent6" w:sz="6"/>
+              <w:top w:val="single" w:color="" w:sz="6"/>
+              <w:left w:val="single" w:color="" w:sz="6"/>
+              <w:bottom w:val="single" w:color="" w:sz="6"/>
+              <w:right w:val="single" w:color="" w:sz="6"/>
             </w:tcBorders>
             <w:shd w:val="clear" w:color="auto" w:fill="FFFFFF"/>
             <w:tcMar>
@@ -341,10 +341,10 @@
           <w:tcPr>
             <w:tcW w:w="2905" w:type="dxa"/>
             <w:tcBorders>
-              <w:top w:val="single" w:color="000000" w:themeColor="accent6" w:sz="4"/>
-              <w:left w:val="single" w:color="000000" w:themeColor="accent6" w:sz="4"/>
-              <w:bottom w:val="single" w:color="000000" w:themeColor="accent6" w:sz="4"/>
-              <w:right w:val="single" w:color="000000" w:themeColor="accent6" w:sz="4"/>
+              <w:top w:val="single" w:color="" w:sz="4"/>
+              <w:left w:val="single" w:color="" w:sz="4"/>
+              <w:bottom w:val="single" w:color="" w:sz="4"/>
+              <w:right w:val="single" w:color="" w:sz="4"/>
             </w:tcBorders>
             <w:shd w:val="clear" w:color="auto" w:fill="FFFFFF"/>
             <w:tcMar>
@@ -388,10 +388,10 @@
           <w:tcPr>
             <w:tcW w:w="7425" w:type="dxa"/>
             <w:tcBorders>
-              <w:top w:val="single" w:color="000000" w:themeColor="accent6" w:sz="4"/>
-              <w:left w:val="single" w:color="000000" w:themeColor="accent6" w:sz="4"/>
-              <w:bottom w:val="single" w:color="000000" w:themeColor="accent6" w:sz="4"/>
-              <w:right w:val="single" w:color="000000" w:themeColor="accent6" w:sz="4"/>
+              <w:top w:val="single" w:color="" w:sz="4"/>
+              <w:left w:val="single" w:color="" w:sz="4"/>
+              <w:bottom w:val="single" w:color="" w:sz="4"/>
+              <w:right w:val="single" w:color="" w:sz="4"/>
             </w:tcBorders>
             <w:shd w:val="clear" w:color="auto" w:fill="FFFFFF"/>
             <w:tcMar>
@@ -439,10 +439,10 @@
           <w:tcPr>
             <w:tcW w:w="2905" w:type="dxa"/>
             <w:tcBorders>
-              <w:top w:val="single" w:color="000000" w:themeColor="accent6" w:sz="4"/>
-              <w:left w:val="single" w:color="000000" w:themeColor="accent6" w:sz="4"/>
-              <w:bottom w:val="single" w:color="000000" w:themeColor="accent6" w:sz="4"/>
-              <w:right w:val="single" w:color="000000" w:themeColor="accent6" w:sz="4"/>
+              <w:top w:val="single" w:color="" w:sz="4"/>
+              <w:left w:val="single" w:color="" w:sz="4"/>
+              <w:bottom w:val="single" w:color="" w:sz="4"/>
+              <w:right w:val="single" w:color="" w:sz="4"/>
             </w:tcBorders>
             <w:shd w:val="clear" w:color="auto" w:fill="FFFFFF"/>
             <w:tcMar>
@@ -486,10 +486,10 @@
           <w:tcPr>
             <w:tcW w:w="7425" w:type="dxa"/>
             <w:tcBorders>
-              <w:top w:val="single" w:color="000000" w:themeColor="accent6" w:sz="4"/>
-              <w:left w:val="single" w:color="000000" w:themeColor="accent6" w:sz="4"/>
-              <w:bottom w:val="single" w:color="000000" w:themeColor="accent6" w:sz="4"/>
-              <w:right w:val="single" w:color="000000" w:themeColor="accent6" w:sz="4"/>
+              <w:top w:val="single" w:color="" w:sz="4"/>
+              <w:left w:val="single" w:color="" w:sz="4"/>
+              <w:bottom w:val="single" w:color="" w:sz="4"/>
+              <w:right w:val="single" w:color="" w:sz="4"/>
             </w:tcBorders>
             <w:shd w:val="clear" w:color="auto" w:fill="FFFFFF"/>
             <w:tcMar>
@@ -537,10 +537,10 @@
           <w:tcPr>
             <w:tcW w:w="2905" w:type="dxa"/>
             <w:tcBorders>
-              <w:top w:val="single" w:color="000000" w:themeColor="accent6" w:sz="4"/>
-              <w:left w:val="single" w:color="000000" w:themeColor="accent6" w:sz="4"/>
-              <w:bottom w:val="single" w:color="000000" w:themeColor="accent6" w:sz="4"/>
-              <w:right w:val="single" w:color="000000" w:themeColor="accent6" w:sz="4"/>
+              <w:top w:val="single" w:color="" w:sz="4"/>
+              <w:left w:val="single" w:color="" w:sz="4"/>
+              <w:bottom w:val="single" w:color="" w:sz="4"/>
+              <w:right w:val="single" w:color="" w:sz="4"/>
             </w:tcBorders>
             <w:shd w:val="clear" w:color="auto" w:fill="FFFFFF"/>
             <w:tcMar>
@@ -584,10 +584,10 @@
           <w:tcPr>
             <w:tcW w:w="7425" w:type="dxa"/>
             <w:tcBorders>
-              <w:top w:val="single" w:color="000000" w:themeColor="accent6" w:sz="4"/>
-              <w:left w:val="single" w:color="000000" w:themeColor="accent6" w:sz="4"/>
-              <w:bottom w:val="single" w:color="000000" w:themeColor="accent6" w:sz="4"/>
-              <w:right w:val="single" w:color="000000" w:themeColor="accent6" w:sz="4"/>
+              <w:top w:val="single" w:color="" w:sz="4"/>
+              <w:left w:val="single" w:color="" w:sz="4"/>
+              <w:bottom w:val="single" w:color="" w:sz="4"/>
+              <w:right w:val="single" w:color="" w:sz="4"/>
             </w:tcBorders>
             <w:shd w:val="clear" w:color="auto" w:fill="FFFFFF"/>
             <w:tcMar>
@@ -660,10 +660,10 @@
           <w:tcPr>
             <w:tcW w:w="2905" w:type="dxa"/>
             <w:tcBorders>
-              <w:top w:val="single" w:color="000000" w:themeColor="accent6" w:sz="4"/>
-              <w:left w:val="single" w:color="000000" w:themeColor="accent6" w:sz="4"/>
-              <w:bottom w:val="single" w:color="000000" w:themeColor="accent6" w:sz="4"/>
-              <w:right w:val="single" w:color="000000" w:themeColor="accent6" w:sz="4"/>
+              <w:top w:val="single" w:color="" w:sz="4"/>
+              <w:left w:val="single" w:color="" w:sz="4"/>
+              <w:bottom w:val="single" w:color="" w:sz="4"/>
+              <w:right w:val="single" w:color="" w:sz="4"/>
             </w:tcBorders>
             <w:shd w:val="clear" w:color="auto" w:fill="FFFFFF"/>
             <w:tcMar>
@@ -707,10 +707,10 @@
           <w:tcPr>
             <w:tcW w:w="7425" w:type="dxa"/>
             <w:tcBorders>
-              <w:top w:val="single" w:color="000000" w:themeColor="accent6" w:sz="4"/>
-              <w:left w:val="single" w:color="000000" w:themeColor="accent6" w:sz="4"/>
-              <w:bottom w:val="single" w:color="000000" w:themeColor="accent6" w:sz="4"/>
-              <w:right w:val="single" w:color="000000" w:themeColor="accent6" w:sz="4"/>
+              <w:top w:val="single" w:color="" w:sz="4"/>
+              <w:left w:val="single" w:color="" w:sz="4"/>
+              <w:bottom w:val="single" w:color="" w:sz="4"/>
+              <w:right w:val="single" w:color="" w:sz="4"/>
             </w:tcBorders>
             <w:shd w:val="clear" w:color="auto" w:fill="FFFFFF"/>
             <w:tcMar>
@@ -757,10 +757,10 @@
             <w:tcW w:w="10330" w:type="dxa"/>
             <w:gridSpan w:val="2"/>
             <w:tcBorders>
-              <w:top w:val="single" w:color="000000" w:themeColor="accent6" w:sz="4"/>
-              <w:left w:val="single" w:color="000000" w:themeColor="accent6" w:sz="4"/>
-              <w:bottom w:val="single" w:color="000000" w:themeColor="accent6" w:sz="4"/>
-              <w:right w:val="single" w:color="000000" w:themeColor="accent6" w:sz="4"/>
+              <w:top w:val="single" w:color="" w:sz="4"/>
+              <w:left w:val="single" w:color="" w:sz="4"/>
+              <w:bottom w:val="single" w:color="" w:sz="4"/>
+              <w:right w:val="single" w:color="" w:sz="4"/>
             </w:tcBorders>
             <w:shd w:val="clear" w:color="auto" w:fill="FFFFFF"/>
             <w:tcMar>
@@ -812,10 +812,10 @@
             <w:tcW w:w="10330" w:type="dxa"/>
             <w:gridSpan w:val="2"/>
             <w:tcBorders>
-              <w:top w:val="single" w:color="000000" w:themeColor="accent6" w:sz="4"/>
-              <w:left w:val="single" w:color="000000" w:themeColor="accent6" w:sz="4"/>
-              <w:bottom w:val="single" w:color="000000" w:themeColor="accent6" w:sz="4"/>
-              <w:right w:val="single" w:color="000000" w:themeColor="accent6" w:sz="4"/>
+              <w:top w:val="single" w:color="" w:sz="4"/>
+              <w:left w:val="single" w:color="" w:sz="4"/>
+              <w:bottom w:val="single" w:color="" w:sz="4"/>
+              <w:right w:val="single" w:color="" w:sz="4"/>
             </w:tcBorders>
             <w:shd w:val="clear" w:color="auto" w:fill="FFFFFF"/>
             <w:tcMar>
@@ -826,12 +826,13 @@
           </w:tcPr>
           <w:p wp14:textId="77777777">
             <w:pPr>
+              <w:pStyle w:val="ListParagraph"/>
               <w:numPr>
                 <w:ilvl w:val="0"/>
-                <w:numId w:val="25"/>
+                <w:numId w:val="62"/>
               </w:numPr>
               <w:spacing w:before="0" w:after="0" w:line="240" w:lineRule="auto"/>
-              <w:ind w:left="360" w:right="0" w:hanging="360"/>
+              <w:ind w:right="0"/>
               <w:jc w:val="left"/>
               <w:rPr>
                 <w:rFonts w:ascii="Calibri" w:hAnsi="Calibri" w:eastAsia="Calibri" w:cs="Calibri"/>
@@ -899,12 +900,13 @@
           </w:p>
           <w:p wp14:textId="77777777">
             <w:pPr>
+              <w:pStyle w:val="ListParagraph"/>
               <w:numPr>
                 <w:ilvl w:val="0"/>
-                <w:numId w:val="25"/>
+                <w:numId w:val="62"/>
               </w:numPr>
               <w:spacing w:before="0" w:after="0" w:line="240" w:lineRule="auto"/>
-              <w:ind w:left="360" w:right="0" w:hanging="360"/>
+              <w:ind w:right="0"/>
               <w:jc w:val="left"/>
               <w:rPr>
                 <w:rFonts w:ascii="Calibri" w:hAnsi="Calibri" w:eastAsia="Calibri" w:cs="Calibri"/>
@@ -959,12 +961,13 @@
           </w:p>
           <w:p wp14:textId="77777777">
             <w:pPr>
+              <w:pStyle w:val="ListParagraph"/>
               <w:numPr>
                 <w:ilvl w:val="0"/>
-                <w:numId w:val="25"/>
+                <w:numId w:val="62"/>
               </w:numPr>
               <w:spacing w:before="0" w:after="0" w:line="240" w:lineRule="auto"/>
-              <w:ind w:left="360" w:right="0" w:hanging="360"/>
+              <w:ind w:right="0"/>
               <w:jc w:val="left"/>
               <w:rPr>
                 <w:rFonts w:ascii="Calibri" w:hAnsi="Calibri" w:eastAsia="Calibri" w:cs="Calibri"/>
@@ -1223,10 +1226,10 @@
           <w:tcPr>
             <w:tcW w:w="2905" w:type="dxa"/>
             <w:tcBorders>
-              <w:top w:val="single" w:color="000000" w:themeColor="accent6" w:sz="4"/>
-              <w:left w:val="single" w:color="000000" w:themeColor="accent6" w:sz="4"/>
-              <w:bottom w:val="single" w:color="000000" w:themeColor="accent6" w:sz="4"/>
-              <w:right w:val="single" w:color="000000" w:themeColor="accent6" w:sz="4"/>
+              <w:top w:val="single" w:color="" w:sz="4"/>
+              <w:left w:val="single" w:color="" w:sz="4"/>
+              <w:bottom w:val="single" w:color="" w:sz="4"/>
+              <w:right w:val="single" w:color="" w:sz="4"/>
             </w:tcBorders>
             <w:shd w:val="clear" w:color="auto" w:fill="FFFFFF"/>
             <w:tcMar>
@@ -1270,10 +1273,10 @@
           <w:tcPr>
             <w:tcW w:w="7425" w:type="dxa"/>
             <w:tcBorders>
-              <w:top w:val="single" w:color="000000" w:themeColor="accent6" w:sz="4"/>
-              <w:left w:val="single" w:color="000000" w:themeColor="accent6" w:sz="4"/>
-              <w:bottom w:val="single" w:color="000000" w:themeColor="accent6" w:sz="4"/>
-              <w:right w:val="single" w:color="000000" w:themeColor="accent6" w:sz="4"/>
+              <w:top w:val="single" w:color="" w:sz="4"/>
+              <w:left w:val="single" w:color="" w:sz="4"/>
+              <w:bottom w:val="single" w:color="" w:sz="4"/>
+              <w:right w:val="single" w:color="" w:sz="4"/>
             </w:tcBorders>
             <w:shd w:val="clear" w:color="auto" w:fill="FFFFFF"/>
             <w:tcMar>
@@ -1323,10 +1326,10 @@
             <w:tcW w:w="10330" w:type="dxa"/>
             <w:gridSpan w:val="2"/>
             <w:tcBorders>
-              <w:top w:val="single" w:color="000000" w:themeColor="accent6" w:sz="4"/>
-              <w:left w:val="single" w:color="000000" w:themeColor="accent6" w:sz="4"/>
-              <w:bottom w:val="single" w:color="000000" w:themeColor="accent6" w:sz="4"/>
-              <w:right w:val="single" w:color="000000" w:themeColor="accent6" w:sz="4"/>
+              <w:top w:val="single" w:color="" w:sz="4"/>
+              <w:left w:val="single" w:color="" w:sz="4"/>
+              <w:bottom w:val="single" w:color="" w:sz="4"/>
+              <w:right w:val="single" w:color="" w:sz="4"/>
             </w:tcBorders>
             <w:shd w:val="clear" w:color="auto" w:fill="FFFFFF"/>
             <w:tcMar>
@@ -1378,10 +1381,10 @@
             <w:tcW w:w="10330" w:type="dxa"/>
             <w:gridSpan w:val="2"/>
             <w:tcBorders>
-              <w:top w:val="single" w:color="000000" w:themeColor="accent6" w:sz="4"/>
-              <w:left w:val="single" w:color="000000" w:themeColor="accent6" w:sz="4"/>
-              <w:bottom w:val="single" w:color="000000" w:themeColor="accent6" w:sz="4"/>
-              <w:right w:val="single" w:color="000000" w:themeColor="accent6" w:sz="4"/>
+              <w:top w:val="single" w:color="" w:sz="4"/>
+              <w:left w:val="single" w:color="" w:sz="4"/>
+              <w:bottom w:val="single" w:color="" w:sz="4"/>
+              <w:right w:val="single" w:color="" w:sz="4"/>
             </w:tcBorders>
             <w:shd w:val="clear" w:color="auto" w:fill="FFFFFF"/>
             <w:tcMar>
@@ -1392,12 +1395,13 @@
           </w:tcPr>
           <w:p wp14:textId="77777777">
             <w:pPr>
+              <w:pStyle w:val="ListParagraph"/>
               <w:numPr>
                 <w:ilvl w:val="0"/>
-                <w:numId w:val="38"/>
+                <w:numId w:val="63"/>
               </w:numPr>
               <w:spacing w:before="0" w:after="0" w:line="240" w:lineRule="auto"/>
-              <w:ind w:left="360" w:right="0" w:hanging="360"/>
+              <w:ind w:right="0"/>
               <w:jc w:val="left"/>
               <w:rPr>
                 <w:rFonts w:ascii="Calibri" w:hAnsi="Calibri" w:eastAsia="Calibri" w:cs="Calibri"/>
@@ -1453,12 +1457,13 @@
           </w:p>
           <w:p>
             <w:pPr>
+              <w:pStyle w:val="ListParagraph"/>
               <w:numPr>
                 <w:ilvl w:val="0"/>
-                <w:numId w:val="38"/>
+                <w:numId w:val="63"/>
               </w:numPr>
               <w:spacing w:before="0" w:after="0" w:line="240" w:lineRule="auto"/>
-              <w:ind w:left="360" w:right="0" w:hanging="360"/>
+              <w:ind w:right="0"/>
               <w:jc w:val="left"/>
               <w:rPr>
                 <w:rFonts w:ascii="Calibri" w:hAnsi="Calibri" w:eastAsia="Calibri" w:cs="Calibri"/>
@@ -1533,12 +1538,13 @@
           </w:p>
           <w:p wp14:textId="77777777">
             <w:pPr>
+              <w:pStyle w:val="ListParagraph"/>
               <w:numPr>
                 <w:ilvl w:val="0"/>
-                <w:numId w:val="38"/>
+                <w:numId w:val="63"/>
               </w:numPr>
               <w:spacing w:before="0" w:after="0" w:line="240" w:lineRule="auto"/>
-              <w:ind w:left="360" w:right="0" w:hanging="360"/>
+              <w:ind w:right="0"/>
               <w:jc w:val="left"/>
               <w:rPr>
                 <w:rFonts w:ascii="Calibri" w:hAnsi="Calibri" w:eastAsia="Calibri" w:cs="Calibri"/>
@@ -1568,12 +1574,13 @@
           </w:p>
           <w:p wp14:textId="77777777">
             <w:pPr>
+              <w:pStyle w:val="ListParagraph"/>
               <w:numPr>
                 <w:ilvl w:val="0"/>
-                <w:numId w:val="38"/>
+                <w:numId w:val="63"/>
               </w:numPr>
               <w:spacing w:before="0" w:after="0" w:line="240" w:lineRule="auto"/>
-              <w:ind w:left="360" w:right="0" w:hanging="360"/>
+              <w:ind w:right="0"/>
               <w:jc w:val="left"/>
               <w:rPr>
                 <w:rFonts w:ascii="Calibri" w:hAnsi="Calibri" w:eastAsia="Calibri" w:cs="Calibri"/>
@@ -1629,12 +1636,13 @@
           </w:p>
           <w:p wp14:textId="77777777">
             <w:pPr>
+              <w:pStyle w:val="ListParagraph"/>
               <w:numPr>
                 <w:ilvl w:val="0"/>
-                <w:numId w:val="38"/>
+                <w:numId w:val="63"/>
               </w:numPr>
               <w:spacing w:before="0" w:after="0" w:line="240" w:lineRule="auto"/>
-              <w:ind w:left="360" w:right="0" w:hanging="360"/>
+              <w:ind w:right="0"/>
               <w:jc w:val="left"/>
               <w:rPr>
                 <w:rFonts w:ascii="Calibri" w:hAnsi="Calibri" w:eastAsia="Calibri" w:cs="Calibri"/>
@@ -1664,12 +1672,13 @@
           </w:p>
           <w:p wp14:textId="77777777">
             <w:pPr>
+              <w:pStyle w:val="ListParagraph"/>
               <w:numPr>
                 <w:ilvl w:val="0"/>
-                <w:numId w:val="38"/>
+                <w:numId w:val="63"/>
               </w:numPr>
               <w:spacing w:before="0" w:after="0" w:line="240" w:lineRule="auto"/>
-              <w:ind w:left="360" w:right="0" w:hanging="360"/>
+              <w:ind w:right="0"/>
               <w:jc w:val="left"/>
               <w:rPr>
                 <w:rFonts w:ascii="Calibri" w:hAnsi="Calibri" w:eastAsia="Calibri" w:cs="Calibri"/>
@@ -1699,12 +1708,13 @@
           </w:p>
           <w:p wp14:textId="77777777">
             <w:pPr>
+              <w:pStyle w:val="ListParagraph"/>
               <w:numPr>
                 <w:ilvl w:val="0"/>
-                <w:numId w:val="38"/>
+                <w:numId w:val="63"/>
               </w:numPr>
               <w:spacing w:before="0" w:after="0" w:line="240" w:lineRule="auto"/>
-              <w:ind w:left="360" w:right="0" w:hanging="360"/>
+              <w:ind w:right="0"/>
               <w:jc w:val="left"/>
               <w:rPr>
                 <w:rFonts w:ascii="Calibri" w:hAnsi="Calibri" w:eastAsia="Calibri" w:cs="Calibri"/>
@@ -1734,12 +1744,13 @@
           </w:p>
           <w:p wp14:textId="77777777">
             <w:pPr>
+              <w:pStyle w:val="ListParagraph"/>
               <w:numPr>
                 <w:ilvl w:val="0"/>
-                <w:numId w:val="38"/>
+                <w:numId w:val="63"/>
               </w:numPr>
               <w:spacing w:before="0" w:after="0" w:line="240" w:lineRule="auto"/>
-              <w:ind w:left="360" w:right="0" w:hanging="360"/>
+              <w:ind w:right="0"/>
               <w:jc w:val="left"/>
               <w:rPr>
                 <w:rFonts w:ascii="Calibri" w:hAnsi="Calibri" w:eastAsia="Calibri" w:cs="Calibri"/>
@@ -1769,12 +1780,13 @@
           </w:p>
           <w:p wp14:textId="77777777">
             <w:pPr>
+              <w:pStyle w:val="ListParagraph"/>
               <w:numPr>
                 <w:ilvl w:val="0"/>
-                <w:numId w:val="38"/>
+                <w:numId w:val="63"/>
               </w:numPr>
               <w:spacing w:before="0" w:after="0" w:line="240" w:lineRule="auto"/>
-              <w:ind w:left="360" w:right="0" w:hanging="360"/>
+              <w:ind w:right="0"/>
               <w:jc w:val="left"/>
               <w:rPr>
                 <w:rFonts w:ascii="Calibri" w:hAnsi="Calibri" w:eastAsia="Calibri" w:cs="Calibri"/>
@@ -1804,17 +1816,20 @@
           </w:p>
           <w:p wp14:textId="77777777">
             <w:pPr>
+              <w:pStyle w:val="ListParagraph"/>
               <w:numPr>
                 <w:ilvl w:val="0"/>
-                <w:numId w:val="38"/>
+                <w:numId w:val="63"/>
               </w:numPr>
               <w:spacing w:before="0" w:after="0" w:line="240" w:lineRule="auto"/>
-              <w:ind w:left="360" w:right="0" w:hanging="360"/>
-              <w:jc w:val="left"/>
-              <w:rPr>
-                <w:rFonts w:ascii="Calibri" w:hAnsi="Calibri" w:eastAsia="Calibri" w:cs="Calibri"/>
-                <w:spacing w:val="0"/>
-                <w:position w:val="0"/>
+              <w:ind w:right="0"/>
+              <w:jc w:val="left"/>
+              <w:rPr>
+                <w:rFonts w:ascii="Calibri" w:hAnsi="Calibri" w:eastAsia="Calibri" w:cs="Calibri"/>
+                <w:spacing w:val="0"/>
+                <w:position w:val="0"/>
+                <w:sz w:val="28"/>
+                <w:szCs w:val="28"/>
                 <w:shd w:val="clear" w:fill="auto"/>
                 <w:lang w:val="en-US"/>
               </w:rPr>
@@ -1872,10 +1887,10 @@
             <w:tcW w:w="10330" w:type="dxa"/>
             <w:gridSpan w:val="2"/>
             <w:tcBorders>
-              <w:top w:val="single" w:color="000000" w:themeColor="accent6" w:sz="4"/>
-              <w:left w:val="single" w:color="000000" w:themeColor="accent6" w:sz="4"/>
-              <w:bottom w:val="single" w:color="000000" w:themeColor="accent6" w:sz="4"/>
-              <w:right w:val="single" w:color="000000" w:themeColor="accent6" w:sz="4"/>
+              <w:top w:val="single" w:color="" w:sz="4"/>
+              <w:left w:val="single" w:color="" w:sz="4"/>
+              <w:bottom w:val="single" w:color="" w:sz="4"/>
+              <w:right w:val="single" w:color="" w:sz="4"/>
             </w:tcBorders>
             <w:shd w:val="clear" w:color="auto" w:fill="FFFFFF"/>
             <w:tcMar>
@@ -1927,10 +1942,10 @@
             <w:tcW w:w="10330" w:type="dxa"/>
             <w:gridSpan w:val="2"/>
             <w:tcBorders>
-              <w:top w:val="single" w:color="000000" w:themeColor="accent6" w:sz="4"/>
-              <w:left w:val="single" w:color="000000" w:themeColor="accent6" w:sz="4"/>
-              <w:bottom w:val="single" w:color="000000" w:themeColor="accent6" w:sz="4"/>
-              <w:right w:val="single" w:color="000000" w:themeColor="accent6" w:sz="4"/>
+              <w:top w:val="single" w:color="" w:sz="4"/>
+              <w:left w:val="single" w:color="" w:sz="4"/>
+              <w:bottom w:val="single" w:color="" w:sz="4"/>
+              <w:right w:val="single" w:color="" w:sz="4"/>
             </w:tcBorders>
             <w:shd w:val="clear" w:color="auto" w:fill="FFFFFF"/>
             <w:tcMar>
@@ -1995,10 +2010,10 @@
             <w:tcW w:w="10330" w:type="dxa"/>
             <w:gridSpan w:val="2"/>
             <w:tcBorders>
-              <w:top w:val="single" w:color="000000" w:themeColor="accent6" w:sz="4"/>
-              <w:left w:val="single" w:color="000000" w:themeColor="accent6" w:sz="4"/>
-              <w:bottom w:val="single" w:color="000000" w:themeColor="accent6" w:sz="4"/>
-              <w:right w:val="single" w:color="000000" w:themeColor="accent6" w:sz="4"/>
+              <w:top w:val="single" w:color="" w:sz="4"/>
+              <w:left w:val="single" w:color="" w:sz="4"/>
+              <w:bottom w:val="single" w:color="" w:sz="4"/>
+              <w:right w:val="single" w:color="" w:sz="4"/>
             </w:tcBorders>
             <w:shd w:val="clear" w:color="auto" w:fill="FFFFFF"/>
             <w:tcMar>
@@ -2050,10 +2065,10 @@
             <w:tcW w:w="10330" w:type="dxa"/>
             <w:gridSpan w:val="2"/>
             <w:tcBorders>
-              <w:top w:val="single" w:color="000000" w:themeColor="accent6" w:sz="4"/>
-              <w:left w:val="single" w:color="000000" w:themeColor="accent6" w:sz="4"/>
-              <w:bottom w:val="single" w:color="000000" w:themeColor="accent6" w:sz="4"/>
-              <w:right w:val="single" w:color="000000" w:themeColor="accent6" w:sz="4"/>
+              <w:top w:val="single" w:color="" w:sz="4"/>
+              <w:left w:val="single" w:color="" w:sz="4"/>
+              <w:bottom w:val="single" w:color="" w:sz="4"/>
+              <w:right w:val="single" w:color="" w:sz="4"/>
             </w:tcBorders>
             <w:shd w:val="clear" w:color="auto" w:fill="FFFFFF"/>
             <w:tcMar>
@@ -2241,10 +2256,10 @@
           <w:tcPr>
             <w:tcW w:w="2905" w:type="dxa"/>
             <w:tcBorders>
-              <w:top w:val="single" w:color="000000" w:themeColor="accent6" w:sz="4"/>
-              <w:left w:val="single" w:color="000000" w:themeColor="accent6" w:sz="4"/>
-              <w:bottom w:val="single" w:color="000000" w:themeColor="accent6" w:sz="4"/>
-              <w:right w:val="single" w:color="000000" w:themeColor="accent6" w:sz="4"/>
+              <w:top w:val="single" w:color="" w:sz="4"/>
+              <w:left w:val="single" w:color="" w:sz="4"/>
+              <w:bottom w:val="single" w:color="" w:sz="4"/>
+              <w:right w:val="single" w:color="" w:sz="4"/>
             </w:tcBorders>
             <w:shd w:val="clear" w:color="auto" w:fill="FFFFFF"/>
             <w:tcMar>
@@ -2288,10 +2303,10 @@
           <w:tcPr>
             <w:tcW w:w="7425" w:type="dxa"/>
             <w:tcBorders>
-              <w:top w:val="single" w:color="000000" w:themeColor="accent6" w:sz="4"/>
-              <w:left w:val="single" w:color="000000" w:themeColor="accent6" w:sz="4"/>
-              <w:bottom w:val="single" w:color="000000" w:themeColor="accent6" w:sz="4"/>
-              <w:right w:val="single" w:color="000000" w:themeColor="accent6" w:sz="4"/>
+              <w:top w:val="single" w:color="" w:sz="4"/>
+              <w:left w:val="single" w:color="" w:sz="4"/>
+              <w:bottom w:val="single" w:color="" w:sz="4"/>
+              <w:right w:val="single" w:color="" w:sz="4"/>
             </w:tcBorders>
             <w:shd w:val="clear" w:color="auto" w:fill="FFFFFF"/>
             <w:tcMar>
@@ -2341,10 +2356,10 @@
             <w:tcW w:w="10330" w:type="dxa"/>
             <w:gridSpan w:val="2"/>
             <w:tcBorders>
-              <w:top w:val="single" w:color="000000" w:themeColor="accent6" w:sz="4"/>
-              <w:left w:val="single" w:color="000000" w:themeColor="accent6" w:sz="4"/>
-              <w:bottom w:val="single" w:color="000000" w:themeColor="accent6" w:sz="4"/>
-              <w:right w:val="single" w:color="000000" w:themeColor="accent6" w:sz="4"/>
+              <w:top w:val="single" w:color="" w:sz="4"/>
+              <w:left w:val="single" w:color="" w:sz="4"/>
+              <w:bottom w:val="single" w:color="" w:sz="4"/>
+              <w:right w:val="single" w:color="" w:sz="4"/>
             </w:tcBorders>
             <w:shd w:val="clear" w:color="auto" w:fill="FFFFFF"/>
             <w:tcMar>
@@ -2396,10 +2411,10 @@
             <w:tcW w:w="10330" w:type="dxa"/>
             <w:gridSpan w:val="2"/>
             <w:tcBorders>
-              <w:top w:val="single" w:color="000000" w:themeColor="accent6" w:sz="4"/>
-              <w:left w:val="single" w:color="000000" w:themeColor="accent6" w:sz="4"/>
-              <w:bottom w:val="single" w:color="000000" w:themeColor="accent6" w:sz="4"/>
-              <w:right w:val="single" w:color="000000" w:themeColor="accent6" w:sz="4"/>
+              <w:top w:val="single" w:color="" w:sz="4"/>
+              <w:left w:val="single" w:color="" w:sz="4"/>
+              <w:bottom w:val="single" w:color="" w:sz="4"/>
+              <w:right w:val="single" w:color="" w:sz="4"/>
             </w:tcBorders>
             <w:shd w:val="clear" w:color="auto" w:fill="FFFFFF"/>
             <w:tcMar>
@@ -2410,12 +2425,13 @@
           </w:tcPr>
           <w:p wp14:textId="77777777">
             <w:pPr>
+              <w:pStyle w:val="ListParagraph"/>
               <w:numPr>
                 <w:ilvl w:val="0"/>
-                <w:numId w:val="61"/>
+                <w:numId w:val="64"/>
               </w:numPr>
               <w:spacing w:before="0" w:after="0" w:line="240" w:lineRule="auto"/>
-              <w:ind w:left="360" w:right="0" w:hanging="360"/>
+              <w:ind w:right="0"/>
               <w:jc w:val="left"/>
               <w:rPr>
                 <w:rFonts w:ascii="Calibri" w:hAnsi="Calibri" w:eastAsia="Calibri" w:cs="Calibri"/>
@@ -2471,12 +2487,13 @@
           </w:p>
           <w:p wp14:textId="77777777">
             <w:pPr>
+              <w:pStyle w:val="ListParagraph"/>
               <w:numPr>
                 <w:ilvl w:val="0"/>
-                <w:numId w:val="61"/>
+                <w:numId w:val="64"/>
               </w:numPr>
               <w:spacing w:before="0" w:after="0" w:line="240" w:lineRule="auto"/>
-              <w:ind w:left="360" w:right="0" w:hanging="360"/>
+              <w:ind w:right="0"/>
               <w:jc w:val="left"/>
               <w:rPr>
                 <w:rFonts w:ascii="Calibri" w:hAnsi="Calibri" w:eastAsia="Calibri" w:cs="Calibri"/>
@@ -2506,12 +2523,13 @@
           </w:p>
           <w:p wp14:textId="77777777">
             <w:pPr>
+              <w:pStyle w:val="ListParagraph"/>
               <w:numPr>
                 <w:ilvl w:val="0"/>
-                <w:numId w:val="61"/>
+                <w:numId w:val="64"/>
               </w:numPr>
               <w:spacing w:before="0" w:after="0" w:line="240" w:lineRule="auto"/>
-              <w:ind w:left="360" w:right="0" w:hanging="360"/>
+              <w:ind w:right="0"/>
               <w:jc w:val="left"/>
               <w:rPr>
                 <w:rFonts w:ascii="Calibri" w:hAnsi="Calibri" w:eastAsia="Calibri" w:cs="Calibri"/>
@@ -2541,12 +2559,13 @@
           </w:p>
           <w:p wp14:textId="77777777">
             <w:pPr>
+              <w:pStyle w:val="ListParagraph"/>
               <w:numPr>
                 <w:ilvl w:val="0"/>
-                <w:numId w:val="61"/>
+                <w:numId w:val="64"/>
               </w:numPr>
               <w:spacing w:before="0" w:after="0" w:line="240" w:lineRule="auto"/>
-              <w:ind w:left="360" w:right="0" w:hanging="360"/>
+              <w:ind w:right="0"/>
               <w:jc w:val="left"/>
               <w:rPr>
                 <w:rFonts w:ascii="Calibri" w:hAnsi="Calibri" w:eastAsia="Calibri" w:cs="Calibri"/>
@@ -2576,12 +2595,13 @@
           </w:p>
           <w:p wp14:textId="77777777">
             <w:pPr>
+              <w:pStyle w:val="ListParagraph"/>
               <w:numPr>
                 <w:ilvl w:val="0"/>
-                <w:numId w:val="61"/>
+                <w:numId w:val="64"/>
               </w:numPr>
               <w:spacing w:before="0" w:after="0" w:line="240" w:lineRule="auto"/>
-              <w:ind w:left="360" w:right="0" w:hanging="360"/>
+              <w:ind w:right="0"/>
               <w:jc w:val="left"/>
               <w:rPr>
                 <w:rFonts w:ascii="Calibri" w:hAnsi="Calibri" w:eastAsia="Calibri" w:cs="Calibri"/>
@@ -2611,12 +2631,13 @@
           </w:p>
           <w:p wp14:textId="77777777">
             <w:pPr>
+              <w:pStyle w:val="ListParagraph"/>
               <w:numPr>
                 <w:ilvl w:val="0"/>
-                <w:numId w:val="61"/>
+                <w:numId w:val="64"/>
               </w:numPr>
               <w:spacing w:before="0" w:after="0" w:line="240" w:lineRule="auto"/>
-              <w:ind w:left="360" w:right="0" w:hanging="360"/>
+              <w:ind w:right="0"/>
               <w:jc w:val="left"/>
               <w:rPr>
                 <w:rFonts w:ascii="Calibri" w:hAnsi="Calibri" w:eastAsia="Calibri" w:cs="Calibri"/>
@@ -2672,17 +2693,20 @@
           </w:p>
           <w:p wp14:textId="77777777">
             <w:pPr>
+              <w:pStyle w:val="ListParagraph"/>
               <w:numPr>
                 <w:ilvl w:val="0"/>
-                <w:numId w:val="61"/>
+                <w:numId w:val="64"/>
               </w:numPr>
               <w:spacing w:before="0" w:after="0" w:line="240" w:lineRule="auto"/>
-              <w:ind w:left="360" w:right="0" w:hanging="360"/>
-              <w:jc w:val="left"/>
-              <w:rPr>
-                <w:rFonts w:ascii="Calibri" w:hAnsi="Calibri" w:eastAsia="Calibri" w:cs="Calibri"/>
-                <w:spacing w:val="0"/>
-                <w:position w:val="0"/>
+              <w:ind w:right="0"/>
+              <w:jc w:val="left"/>
+              <w:rPr>
+                <w:rFonts w:ascii="Calibri" w:hAnsi="Calibri" w:eastAsia="Calibri" w:cs="Calibri"/>
+                <w:spacing w:val="0"/>
+                <w:position w:val="0"/>
+                <w:sz w:val="28"/>
+                <w:szCs w:val="28"/>
                 <w:shd w:val="clear" w:fill="auto"/>
                 <w:lang w:val="en-US"/>
               </w:rPr>
@@ -2714,10 +2738,10 @@
             <w:tcW w:w="10330" w:type="dxa"/>
             <w:gridSpan w:val="2"/>
             <w:tcBorders>
-              <w:top w:val="single" w:color="000000" w:themeColor="accent6" w:sz="4"/>
-              <w:left w:val="single" w:color="000000" w:themeColor="accent6" w:sz="4"/>
-              <w:bottom w:val="single" w:color="000000" w:themeColor="accent6" w:sz="4"/>
-              <w:right w:val="single" w:color="000000" w:themeColor="accent6" w:sz="4"/>
+              <w:top w:val="single" w:color="" w:sz="4"/>
+              <w:left w:val="single" w:color="" w:sz="4"/>
+              <w:bottom w:val="single" w:color="" w:sz="4"/>
+              <w:right w:val="single" w:color="" w:sz="4"/>
             </w:tcBorders>
             <w:shd w:val="clear" w:color="auto" w:fill="FFFFFF"/>
             <w:tcMar>
@@ -2769,10 +2793,10 @@
             <w:tcW w:w="10330" w:type="dxa"/>
             <w:gridSpan w:val="2"/>
             <w:tcBorders>
-              <w:top w:val="single" w:color="000000" w:themeColor="accent6" w:sz="4"/>
-              <w:left w:val="single" w:color="000000" w:themeColor="accent6" w:sz="4"/>
-              <w:bottom w:val="single" w:color="000000" w:themeColor="accent6" w:sz="4"/>
-              <w:right w:val="single" w:color="000000" w:themeColor="accent6" w:sz="4"/>
+              <w:top w:val="single" w:color="" w:sz="4"/>
+              <w:left w:val="single" w:color="" w:sz="4"/>
+              <w:bottom w:val="single" w:color="" w:sz="4"/>
+              <w:right w:val="single" w:color="" w:sz="4"/>
             </w:tcBorders>
             <w:shd w:val="clear" w:color="auto" w:fill="FFFFFF"/>
             <w:tcMar>
@@ -3517,6 +3541,261 @@
 
 <file path=word/numbering.xml><?xml version="1.0" encoding="utf-8"?>
 <w:numbering xmlns:w="http://schemas.openxmlformats.org/wordprocessingml/2006/main">
+  <w:abstractNum xmlns:w="http://schemas.openxmlformats.org/wordprocessingml/2006/main" w:abstractNumId="21">
+    <w:nsid w:val="597670f9"/>
+    <w:multiLevelType xmlns:w="http://schemas.openxmlformats.org/wordprocessingml/2006/main" w:val="hybridMultilevel"/>
+    <w:lvl xmlns:w="http://schemas.openxmlformats.org/wordprocessingml/2006/main" w:ilvl="0">
+      <w:start w:val="1"/>
+      <w:numFmt w:val="decimal"/>
+      <w:lvlText w:val="%1."/>
+      <w:lvlJc w:val="left"/>
+      <w:pPr>
+        <w:ind w:left="720" w:hanging="360"/>
+      </w:pPr>
+    </w:lvl>
+    <w:lvl xmlns:w="http://schemas.openxmlformats.org/wordprocessingml/2006/main" w:ilvl="1">
+      <w:start w:val="1"/>
+      <w:numFmt w:val="lowerLetter"/>
+      <w:lvlText w:val="%2."/>
+      <w:lvlJc w:val="left"/>
+      <w:pPr>
+        <w:ind w:left="1440" w:hanging="360"/>
+      </w:pPr>
+    </w:lvl>
+    <w:lvl xmlns:w="http://schemas.openxmlformats.org/wordprocessingml/2006/main" w:ilvl="2">
+      <w:start w:val="1"/>
+      <w:numFmt w:val="lowerRoman"/>
+      <w:lvlText w:val="%3."/>
+      <w:lvlJc w:val="right"/>
+      <w:pPr>
+        <w:ind w:left="2160" w:hanging="180"/>
+      </w:pPr>
+    </w:lvl>
+    <w:lvl xmlns:w="http://schemas.openxmlformats.org/wordprocessingml/2006/main" w:ilvl="3">
+      <w:start w:val="1"/>
+      <w:numFmt w:val="decimal"/>
+      <w:lvlText w:val="%4."/>
+      <w:lvlJc w:val="left"/>
+      <w:pPr>
+        <w:ind w:left="2880" w:hanging="360"/>
+      </w:pPr>
+    </w:lvl>
+    <w:lvl xmlns:w="http://schemas.openxmlformats.org/wordprocessingml/2006/main" w:ilvl="4">
+      <w:start w:val="1"/>
+      <w:numFmt w:val="lowerLetter"/>
+      <w:lvlText w:val="%5."/>
+      <w:lvlJc w:val="left"/>
+      <w:pPr>
+        <w:ind w:left="3600" w:hanging="360"/>
+      </w:pPr>
+    </w:lvl>
+    <w:lvl xmlns:w="http://schemas.openxmlformats.org/wordprocessingml/2006/main" w:ilvl="5">
+      <w:start w:val="1"/>
+      <w:numFmt w:val="lowerRoman"/>
+      <w:lvlText w:val="%6."/>
+      <w:lvlJc w:val="right"/>
+      <w:pPr>
+        <w:ind w:left="4320" w:hanging="180"/>
+      </w:pPr>
+    </w:lvl>
+    <w:lvl xmlns:w="http://schemas.openxmlformats.org/wordprocessingml/2006/main" w:ilvl="6">
+      <w:start w:val="1"/>
+      <w:numFmt w:val="decimal"/>
+      <w:lvlText w:val="%7."/>
+      <w:lvlJc w:val="left"/>
+      <w:pPr>
+        <w:ind w:left="5040" w:hanging="360"/>
+      </w:pPr>
+    </w:lvl>
+    <w:lvl xmlns:w="http://schemas.openxmlformats.org/wordprocessingml/2006/main" w:ilvl="7">
+      <w:start w:val="1"/>
+      <w:numFmt w:val="lowerLetter"/>
+      <w:lvlText w:val="%8."/>
+      <w:lvlJc w:val="left"/>
+      <w:pPr>
+        <w:ind w:left="5760" w:hanging="360"/>
+      </w:pPr>
+    </w:lvl>
+    <w:lvl xmlns:w="http://schemas.openxmlformats.org/wordprocessingml/2006/main" w:ilvl="8">
+      <w:start w:val="1"/>
+      <w:numFmt w:val="lowerRoman"/>
+      <w:lvlText w:val="%9."/>
+      <w:lvlJc w:val="right"/>
+      <w:pPr>
+        <w:ind w:left="6480" w:hanging="180"/>
+      </w:pPr>
+    </w:lvl>
+  </w:abstractNum>
+  <w:abstractNum xmlns:w="http://schemas.openxmlformats.org/wordprocessingml/2006/main" w:abstractNumId="20">
+    <w:nsid w:val="751746d3"/>
+    <w:multiLevelType xmlns:w="http://schemas.openxmlformats.org/wordprocessingml/2006/main" w:val="hybridMultilevel"/>
+    <w:lvl xmlns:w="http://schemas.openxmlformats.org/wordprocessingml/2006/main" w:ilvl="0">
+      <w:start w:val="1"/>
+      <w:numFmt w:val="decimal"/>
+      <w:lvlText w:val="%1."/>
+      <w:lvlJc w:val="left"/>
+      <w:pPr>
+        <w:ind w:left="720" w:hanging="360"/>
+      </w:pPr>
+    </w:lvl>
+    <w:lvl xmlns:w="http://schemas.openxmlformats.org/wordprocessingml/2006/main" w:ilvl="1">
+      <w:start w:val="1"/>
+      <w:numFmt w:val="lowerLetter"/>
+      <w:lvlText w:val="%2."/>
+      <w:lvlJc w:val="left"/>
+      <w:pPr>
+        <w:ind w:left="1440" w:hanging="360"/>
+      </w:pPr>
+    </w:lvl>
+    <w:lvl xmlns:w="http://schemas.openxmlformats.org/wordprocessingml/2006/main" w:ilvl="2">
+      <w:start w:val="1"/>
+      <w:numFmt w:val="lowerRoman"/>
+      <w:lvlText w:val="%3."/>
+      <w:lvlJc w:val="right"/>
+      <w:pPr>
+        <w:ind w:left="2160" w:hanging="180"/>
+      </w:pPr>
+    </w:lvl>
+    <w:lvl xmlns:w="http://schemas.openxmlformats.org/wordprocessingml/2006/main" w:ilvl="3">
+      <w:start w:val="1"/>
+      <w:numFmt w:val="decimal"/>
+      <w:lvlText w:val="%4."/>
+      <w:lvlJc w:val="left"/>
+      <w:pPr>
+        <w:ind w:left="2880" w:hanging="360"/>
+      </w:pPr>
+    </w:lvl>
+    <w:lvl xmlns:w="http://schemas.openxmlformats.org/wordprocessingml/2006/main" w:ilvl="4">
+      <w:start w:val="1"/>
+      <w:numFmt w:val="lowerLetter"/>
+      <w:lvlText w:val="%5."/>
+      <w:lvlJc w:val="left"/>
+      <w:pPr>
+        <w:ind w:left="3600" w:hanging="360"/>
+      </w:pPr>
+    </w:lvl>
+    <w:lvl xmlns:w="http://schemas.openxmlformats.org/wordprocessingml/2006/main" w:ilvl="5">
+      <w:start w:val="1"/>
+      <w:numFmt w:val="lowerRoman"/>
+      <w:lvlText w:val="%6."/>
+      <w:lvlJc w:val="right"/>
+      <w:pPr>
+        <w:ind w:left="4320" w:hanging="180"/>
+      </w:pPr>
+    </w:lvl>
+    <w:lvl xmlns:w="http://schemas.openxmlformats.org/wordprocessingml/2006/main" w:ilvl="6">
+      <w:start w:val="1"/>
+      <w:numFmt w:val="decimal"/>
+      <w:lvlText w:val="%7."/>
+      <w:lvlJc w:val="left"/>
+      <w:pPr>
+        <w:ind w:left="5040" w:hanging="360"/>
+      </w:pPr>
+    </w:lvl>
+    <w:lvl xmlns:w="http://schemas.openxmlformats.org/wordprocessingml/2006/main" w:ilvl="7">
+      <w:start w:val="1"/>
+      <w:numFmt w:val="lowerLetter"/>
+      <w:lvlText w:val="%8."/>
+      <w:lvlJc w:val="left"/>
+      <w:pPr>
+        <w:ind w:left="5760" w:hanging="360"/>
+      </w:pPr>
+    </w:lvl>
+    <w:lvl xmlns:w="http://schemas.openxmlformats.org/wordprocessingml/2006/main" w:ilvl="8">
+      <w:start w:val="1"/>
+      <w:numFmt w:val="lowerRoman"/>
+      <w:lvlText w:val="%9."/>
+      <w:lvlJc w:val="right"/>
+      <w:pPr>
+        <w:ind w:left="6480" w:hanging="180"/>
+      </w:pPr>
+    </w:lvl>
+  </w:abstractNum>
+  <w:abstractNum xmlns:w="http://schemas.openxmlformats.org/wordprocessingml/2006/main" w:abstractNumId="19">
+    <w:nsid w:val="1a3e0043"/>
+    <w:multiLevelType xmlns:w="http://schemas.openxmlformats.org/wordprocessingml/2006/main" w:val="hybridMultilevel"/>
+    <w:lvl xmlns:w="http://schemas.openxmlformats.org/wordprocessingml/2006/main" w:ilvl="0">
+      <w:start w:val="1"/>
+      <w:numFmt w:val="decimal"/>
+      <w:lvlText w:val="%1."/>
+      <w:lvlJc w:val="left"/>
+      <w:pPr>
+        <w:ind w:left="720" w:hanging="360"/>
+      </w:pPr>
+    </w:lvl>
+    <w:lvl xmlns:w="http://schemas.openxmlformats.org/wordprocessingml/2006/main" w:ilvl="1">
+      <w:start w:val="1"/>
+      <w:numFmt w:val="lowerLetter"/>
+      <w:lvlText w:val="%2."/>
+      <w:lvlJc w:val="left"/>
+      <w:pPr>
+        <w:ind w:left="1440" w:hanging="360"/>
+      </w:pPr>
+    </w:lvl>
+    <w:lvl xmlns:w="http://schemas.openxmlformats.org/wordprocessingml/2006/main" w:ilvl="2">
+      <w:start w:val="1"/>
+      <w:numFmt w:val="lowerRoman"/>
+      <w:lvlText w:val="%3."/>
+      <w:lvlJc w:val="right"/>
+      <w:pPr>
+        <w:ind w:left="2160" w:hanging="180"/>
+      </w:pPr>
+    </w:lvl>
+    <w:lvl xmlns:w="http://schemas.openxmlformats.org/wordprocessingml/2006/main" w:ilvl="3">
+      <w:start w:val="1"/>
+      <w:numFmt w:val="decimal"/>
+      <w:lvlText w:val="%4."/>
+      <w:lvlJc w:val="left"/>
+      <w:pPr>
+        <w:ind w:left="2880" w:hanging="360"/>
+      </w:pPr>
+    </w:lvl>
+    <w:lvl xmlns:w="http://schemas.openxmlformats.org/wordprocessingml/2006/main" w:ilvl="4">
+      <w:start w:val="1"/>
+      <w:numFmt w:val="lowerLetter"/>
+      <w:lvlText w:val="%5."/>
+      <w:lvlJc w:val="left"/>
+      <w:pPr>
+        <w:ind w:left="3600" w:hanging="360"/>
+      </w:pPr>
+    </w:lvl>
+    <w:lvl xmlns:w="http://schemas.openxmlformats.org/wordprocessingml/2006/main" w:ilvl="5">
+      <w:start w:val="1"/>
+      <w:numFmt w:val="lowerRoman"/>
+      <w:lvlText w:val="%6."/>
+      <w:lvlJc w:val="right"/>
+      <w:pPr>
+        <w:ind w:left="4320" w:hanging="180"/>
+      </w:pPr>
+    </w:lvl>
+    <w:lvl xmlns:w="http://schemas.openxmlformats.org/wordprocessingml/2006/main" w:ilvl="6">
+      <w:start w:val="1"/>
+      <w:numFmt w:val="decimal"/>
+      <w:lvlText w:val="%7."/>
+      <w:lvlJc w:val="left"/>
+      <w:pPr>
+        <w:ind w:left="5040" w:hanging="360"/>
+      </w:pPr>
+    </w:lvl>
+    <w:lvl xmlns:w="http://schemas.openxmlformats.org/wordprocessingml/2006/main" w:ilvl="7">
+      <w:start w:val="1"/>
+      <w:numFmt w:val="lowerLetter"/>
+      <w:lvlText w:val="%8."/>
+      <w:lvlJc w:val="left"/>
+      <w:pPr>
+        <w:ind w:left="5760" w:hanging="360"/>
+      </w:pPr>
+    </w:lvl>
+    <w:lvl xmlns:w="http://schemas.openxmlformats.org/wordprocessingml/2006/main" w:ilvl="8">
+      <w:start w:val="1"/>
+      <w:numFmt w:val="lowerRoman"/>
+      <w:lvlText w:val="%9."/>
+      <w:lvlJc w:val="right"/>
+      <w:pPr>
+        <w:ind w:left="6480" w:hanging="180"/>
+      </w:pPr>
+    </w:lvl>
+  </w:abstractNum>
   <w:abstractNum w:abstractNumId="0">
     <w:lvl w:ilvl="0">
       <w:start w:val="1"/>
@@ -3549,6 +3828,15 @@
     </w:lvl>
     <w:nsid w:val="7c278e55"/>
   </w:abstractNum>
+  <w:num w:numId="64">
+    <w:abstractNumId w:val="21"/>
+  </w:num>
+  <w:num w:numId="63">
+    <w:abstractNumId w:val="20"/>
+  </w:num>
+  <w:num w:numId="62">
+    <w:abstractNumId w:val="19"/>
+  </w:num>
   <w:num w:numId="25">
     <w:abstractNumId w:val="18"/>
   </w:num>
@@ -3565,5 +3853,21 @@
 </file>
 
 <file path=word/styles.xml><?xml version="1.0" encoding="utf-8"?>
-<w:styles xmlns:w14="http://schemas.microsoft.com/office/word/2010/wordml" xmlns:wp14="http://schemas.microsoft.com/office/word/2010/wordprocessingDrawing" xmlns:w="http://schemas.openxmlformats.org/wordprocessingml/2006/main" xmlns:mc="http://schemas.openxmlformats.org/markup-compatibility/2006" mc:Ignorable="w14 wp14"/>
+<w:styles xmlns:w14="http://schemas.microsoft.com/office/word/2010/wordml" xmlns:wp14="http://schemas.microsoft.com/office/word/2010/wordprocessingDrawing" xmlns:w="http://schemas.openxmlformats.org/wordprocessingml/2006/main" xmlns:mc="http://schemas.openxmlformats.org/markup-compatibility/2006" mc:Ignorable="w14 wp14">
+  <w:style xmlns:w14="http://schemas.microsoft.com/office/word/2010/wordml" xmlns:mc="http://schemas.openxmlformats.org/markup-compatibility/2006" xmlns:w="http://schemas.openxmlformats.org/wordprocessingml/2006/main" w:type="paragraph" w:styleId="Normal" w:default="1" mc:Ignorable="w14">
+    <w:name xmlns:w="http://schemas.openxmlformats.org/wordprocessingml/2006/main" w:val="Normal"/>
+    <w:uiPriority xmlns:w="http://schemas.openxmlformats.org/wordprocessingml/2006/main" w:val="0"/>
+    <w:qFormat xmlns:w="http://schemas.openxmlformats.org/wordprocessingml/2006/main"/>
+  </w:style>
+  <w:style xmlns:w14="http://schemas.microsoft.com/office/word/2010/wordml" xmlns:mc="http://schemas.openxmlformats.org/markup-compatibility/2006" xmlns:w="http://schemas.openxmlformats.org/wordprocessingml/2006/main" w:type="paragraph" w:styleId="ListParagraph" mc:Ignorable="w14">
+    <w:name xmlns:w="http://schemas.openxmlformats.org/wordprocessingml/2006/main" w:val="List Paragraph"/>
+    <w:basedOn xmlns:w="http://schemas.openxmlformats.org/wordprocessingml/2006/main" w:val="Normal"/>
+    <w:uiPriority xmlns:w="http://schemas.openxmlformats.org/wordprocessingml/2006/main" w:val="34"/>
+    <w:qFormat xmlns:w="http://schemas.openxmlformats.org/wordprocessingml/2006/main"/>
+    <w:pPr xmlns:w="http://schemas.openxmlformats.org/wordprocessingml/2006/main">
+      <w:ind xmlns:w="http://schemas.openxmlformats.org/wordprocessingml/2006/main" w:left="720"/>
+      <w:contextualSpacing xmlns:w="http://schemas.openxmlformats.org/wordprocessingml/2006/main"/>
+    </w:pPr>
+  </w:style>
+</w:styles>
 </file>